--- a/manuscript/submission_files/abstract.docx
+++ b/manuscript/submission_files/abstract.docx
@@ -16,7 +16,7 @@
         <w:pStyle w:val="FirstParagraph"/>
       </w:pPr>
       <w:r>
-        <w:t xml:space="preserve">Public land-cover products are increasingly used where authoritative local time series are unavailable, but product choice can alter both apparent urban change and model rankings. We present an auditable protocol for constrained spatial allocation using Geospatial Kernel, the algorithmic core of a Geospatial World Model, as the focal execution layer. Two annual 10-m products for Abu Dhabi city, Google Dynamic World (2017–2024) and an ArcGIS-served Impact Observatory/Microsoft/Esri series (2017–2025), were harmonized to the same 100-m, six-class modelling contract. Leakage-controlled expanding-window tests compared a FLUS-style ANN–CA, Geospatial Kernel, GeoFM-LDN, persistence and random minimum-change allocation using three seeds and 1,000 spatial-block bootstrap resamples. The target year supplied oracle class totals and evaluation labels only. In 2024, the ArcGIS-served series mapped 335.57 km² as built versus 155.98 km² in Dynamic World; built-class intersection over union was 0.449. Kernel ranked first in all four Dynamic World targets from 2021 to 2024, but in only two of four matched ArcGIS-served targets; FLUS-style led in 2021 and GeoFM-LDN in 2022. Kernel’s ArcGIS-minus-Dynamic World strict change Figure of Merit ranged from -0.244 to +0.205. Yet the product-specific 2031 planning frontiers retained FLUS-style and Kernel candidates in all three scenarios. The results support an inspectable proposal–projection–writeback boundary while showing that comparative skill is label-product dependent. Neither product is authoritative local land-use truth, model outputs remain 100 m, and the 2026–2031 maps are conditional stress tests rather than official forecasts.</w:t>
+        <w:t xml:space="preserve">Public land-cover products are increasingly used where authoritative local time series are unavailable, but product choice can alter both apparent urban change and model rankings. We present an auditable protocol for constrained spatial allocation using Geospatial Kernel, the algorithmic core of a Geospatial World Model, as the focal execution layer. Two annual 10-m products for Abu Dhabi city, Google Dynamic World (2017–2024) and an ArcGIS-served Impact Observatory/Microsoft/Esri series (2017–2025), were harmonized to the same 100-m, six-class modelling contract. Leakage-controlled expanding-window tests compared a FLUS-style ANN–CA, Geospatial Kernel, GeoFM-LDN, persistence and random minimum-change allocation using three seeds and 1,000 spatial-block bootstrap resamples. The target year supplied oracle class totals and evaluation labels only. In 2024, the ArcGIS-served series mapped 335.57 km² as built versus 155.98 km² in Dynamic World; built-class intersection over union was 0.449. Kernel had the highest mean FoM in four Dynamic World targets and two matched ArcGIS-served targets; these numerical ranks did not uniformly imply paired-interval separation. Net-change allocation imposed product-specific count-only FoM upper bounds of 0.086–0.813 in the ArcGIS folds. Kernel’s ArcGIS-minus-Dynamic World strict change Figure of Merit ranged from -0.244 to +0.205. Yet the product-specific 2031 planning frontiers retained FLUS-style and Kernel candidates in all three scenarios. The results support an inspectable proposal–projection–writeback boundary while showing that comparative skill is label-product dependent. Neither product is authoritative local land-use truth, model outputs remain 100 m, and the 2026–2031 maps are conditional stress tests rather than official forecasts.</w:t>
       </w:r>
     </w:p>
     <w:bookmarkEnd w:id="9"/>
@@ -24,6 +24,8 @@
       <w:footnotePr>
         <w:numRestart w:val="eachSect"/>
       </w:footnotePr>
+      <w:pgSz w:w="11906" w:h="16838"/>
+      <w:pgMar w:left="1417" w:right="1417" w:top="1417" w:bottom="1417"/>
     </w:sectPr>
   </w:body>
 </w:document>
@@ -157,6 +159,11 @@
   <w:style w:default="1" w:styleId="Normal" w:type="paragraph">
     <w:name w:val="Normal"/>
     <w:qFormat/>
+    <w:rPr>
+      <w:rFonts w:ascii="Times New Roman" w:hAnsi="Times New Roman"/>
+      <w:color w:val="000000"/>
+      <w:sz w:val="22"/>
+    </w:rPr>
   </w:style>
   <w:style w:styleId="BodyText" w:type="paragraph">
     <w:name w:val="Body Text"/>
@@ -166,6 +173,10 @@
     <w:pPr>
       <w:spacing w:after="180" w:before="180"/>
     </w:pPr>
+    <w:rPr>
+      <w:rFonts w:ascii="Times New Roman" w:hAnsi="Times New Roman"/>
+      <w:color w:val="000000"/>
+    </w:rPr>
   </w:style>
   <w:style w:customStyle="1" w:styleId="FirstParagraph" w:type="paragraph">
     <w:name w:val="First Paragraph"/>
@@ -195,7 +206,8 @@
       <w:jc w:val="center"/>
     </w:pPr>
     <w:rPr>
-      <w:rFonts w:asciiTheme="majorHAnsi" w:cstheme="majorBidi" w:eastAsiaTheme="majorEastAsia" w:hAnsiTheme="majorHAnsi"/>
+      <w:rFonts w:asciiTheme="majorHAnsi" w:cstheme="majorBidi" w:eastAsiaTheme="majorEastAsia" w:hAnsiTheme="majorHAnsi" w:ascii="Times New Roman" w:hAnsi="Times New Roman"/>
+      <w:color w:val="000000"/>
       <w:sz w:val="56"/>
       <w:szCs w:val="56"/>
     </w:rPr>
@@ -226,7 +238,8 @@
       </w:numPr>
     </w:pPr>
     <w:rPr>
-      <w:rFonts w:cstheme="majorBidi" w:eastAsiaTheme="majorEastAsia"/>
+      <w:rFonts w:cstheme="majorBidi" w:eastAsiaTheme="majorEastAsia" w:ascii="Times New Roman" w:hAnsi="Times New Roman"/>
+      <w:color w:val="000000"/>
       <w:spacing w:val="15"/>
       <w:sz w:val="28"/>
       <w:szCs w:val="28"/>
@@ -329,8 +342,8 @@
       <w:outlineLvl w:val="0"/>
     </w:pPr>
     <w:rPr>
-      <w:rFonts w:asciiTheme="majorHAnsi" w:cstheme="majorBidi" w:eastAsiaTheme="majorEastAsia" w:hAnsiTheme="majorHAnsi"/>
-      <w:color w:themeColor="accent1" w:themeShade="BF" w:val="0F4761"/>
+      <w:rFonts w:asciiTheme="majorHAnsi" w:cstheme="majorBidi" w:eastAsiaTheme="majorEastAsia" w:hAnsiTheme="majorHAnsi" w:ascii="Times New Roman" w:hAnsi="Times New Roman"/>
+      <w:color w:val="000000"/>
       <w:sz w:val="40"/>
       <w:szCs w:val="40"/>
     </w:rPr>
@@ -352,8 +365,8 @@
       <w:outlineLvl w:val="1"/>
     </w:pPr>
     <w:rPr>
-      <w:rFonts w:asciiTheme="majorHAnsi" w:cstheme="majorBidi" w:eastAsiaTheme="majorEastAsia" w:hAnsiTheme="majorHAnsi"/>
-      <w:color w:themeColor="accent1" w:themeShade="BF" w:val="0F4761"/>
+      <w:rFonts w:asciiTheme="majorHAnsi" w:cstheme="majorBidi" w:eastAsiaTheme="majorEastAsia" w:hAnsiTheme="majorHAnsi" w:ascii="Times New Roman" w:hAnsi="Times New Roman"/>
+      <w:color w:val="000000"/>
       <w:sz w:val="32"/>
       <w:szCs w:val="32"/>
     </w:rPr>
@@ -375,8 +388,8 @@
       <w:outlineLvl w:val="2"/>
     </w:pPr>
     <w:rPr>
-      <w:rFonts w:cstheme="majorBidi" w:eastAsiaTheme="majorEastAsia"/>
-      <w:color w:themeColor="accent1" w:themeShade="BF" w:val="0F4761"/>
+      <w:rFonts w:cstheme="majorBidi" w:eastAsiaTheme="majorEastAsia" w:ascii="Times New Roman" w:hAnsi="Times New Roman"/>
+      <w:color w:val="000000"/>
       <w:sz w:val="28"/>
       <w:szCs w:val="28"/>
     </w:rPr>

--- a/manuscript/submission_files/abstract.docx
+++ b/manuscript/submission_files/abstract.docx
@@ -16,7 +16,7 @@
         <w:pStyle w:val="FirstParagraph"/>
       </w:pPr>
       <w:r>
-        <w:t xml:space="preserve">Public land-cover products are increasingly used where authoritative local time series are unavailable, but product choice can alter both apparent urban change and model rankings. We present an auditable protocol for constrained spatial allocation using Geospatial Kernel, the algorithmic core of a Geospatial World Model, as the focal execution layer. Two annual 10-m products for Abu Dhabi city, Google Dynamic World (2017–2024) and an ArcGIS-served Impact Observatory/Microsoft/Esri series (2017–2025), were harmonized to the same 100-m, six-class modelling contract. Leakage-controlled expanding-window tests compared a FLUS-style ANN–CA, Geospatial Kernel, GeoFM-LDN, persistence and random minimum-change allocation using three seeds and 1,000 spatial-block bootstrap resamples. The target year supplied oracle class totals and evaluation labels only. In 2024, the ArcGIS-served series mapped 335.57 km² as built versus 155.98 km² in Dynamic World; built-class intersection over union was 0.449. Kernel had the highest mean FoM in four Dynamic World targets and two matched ArcGIS-served targets; these numerical ranks did not uniformly imply paired-interval separation. Net-change allocation imposed product-specific count-only FoM upper bounds of 0.086–0.813 in the ArcGIS folds. Kernel’s ArcGIS-minus-Dynamic World strict change Figure of Merit ranged from -0.244 to +0.205. Yet the product-specific 2031 planning frontiers retained FLUS-style and Kernel candidates in all three scenarios. The results support an inspectable proposal–projection–writeback boundary while showing that comparative skill is label-product dependent. Neither product is authoritative local land-use truth, model outputs remain 100 m, and the 2026–2031 maps are conditional stress tests rather than official forecasts.</w:t>
+        <w:t xml:space="preserve">Public land-cover products are increasingly used where authoritative local time series are unavailable, but product choice and within-product discontinuities can alter apparent urban change and model rankings. We present an auditable protocol for constrained spatial allocation using Geospatial Kernel, the algorithmic core of a Geospatial World Model, as the focal execution layer. Two annual 10-m products for Abu Dhabi city, Google Dynamic World (2017–2024) and an ArcGIS-served Impact Observatory/Microsoft/Esri series (2017–2025), were harmonized to the same 100-m, six-class modelling contract. Leakage-controlled expanding-window tests compared a FLUS-style ANN–CA, Geospatial Kernel, GeoFM-LDN, persistence and random minimum-change allocation using three seeds and 1,000 spatial-block bootstrap resamples. The target year supplied oracle class totals and evaluation labels only. In 2024, the ArcGIS-served series mapped 335.57 km² as built versus 155.98 km² in Dynamic World; built-class intersection over union was 0.449. Its built class also rose by 30.6% between 2021 and 2022 while wetland and woody classes later nearly disappeared, an unreconciled series break. Kernel had the highest mean FoM in four Dynamic World targets and two matched ArcGIS-served targets; these numerical ranks did not uniformly imply paired-interval separation. Net-change allocation imposed product-specific count-only FoM upper bounds of 0.086–0.813 only for exact minimum-change allocators. Kernel’s ArcGIS-minus-Dynamic World strict change Figure of Merit ranged from -0.244 to +0.205. The product-specific 2031 frontiers retained FLUS-style and Kernel candidates in all scenarios, but their objective trade-offs changed. The results support an inspectable proposal–projection–writeback boundary while showing that comparative skill is label-product dependent. Neither product is authoritative local land-use truth, model outputs remain 100 m, and the 2026–2031 maps are conditional stress tests rather than official forecasts.</w:t>
       </w:r>
     </w:p>
     <w:bookmarkEnd w:id="9"/>

--- a/manuscript/submission_files/abstract.docx
+++ b/manuscript/submission_files/abstract.docx
@@ -16,7 +16,7 @@
         <w:pStyle w:val="FirstParagraph"/>
       </w:pPr>
       <w:r>
-        <w:t xml:space="preserve">Public land-cover products are increasingly used where authoritative local time series are unavailable, but product choice and within-product discontinuities can alter apparent urban change and model rankings. We present an auditable protocol for constrained spatial allocation using Geospatial Kernel, the algorithmic core of a Geospatial World Model, as the focal execution layer. Two annual 10-m products for Abu Dhabi city, Google Dynamic World (2017–2024) and an ArcGIS-served Impact Observatory/Microsoft/Esri series (2017–2025), were harmonized to the same 100-m, six-class modelling contract. Leakage-controlled expanding-window tests compared a FLUS-style ANN–CA, Geospatial Kernel, GeoFM-LDN, persistence and random minimum-change allocation using three seeds and 1,000 spatial-block bootstrap resamples. The target year supplied oracle class totals and evaluation labels only. In 2024, the ArcGIS-served series mapped 335.57 km² as built versus 155.98 km² in Dynamic World; built-class intersection over union was 0.449. Its built class also rose by 30.6% between 2021 and 2022 while wetland and woody classes later nearly disappeared, an unreconciled series break. Kernel had the highest mean FoM in four Dynamic World targets and two matched ArcGIS-served targets; these numerical ranks did not uniformly imply paired-interval separation. Net-change allocation imposed product-specific count-only FoM upper bounds of 0.086–0.813 only for exact minimum-change allocators. Kernel’s ArcGIS-minus-Dynamic World strict change Figure of Merit ranged from -0.244 to +0.205. The product-specific 2031 frontiers retained FLUS-style and Kernel candidates in all scenarios, but their objective trade-offs changed. The results support an inspectable proposal–projection–writeback boundary while showing that comparative skill is label-product dependent. Neither product is authoritative local land-use truth, model outputs remain 100 m, and the 2026–2031 maps are conditional stress tests rather than official forecasts.</w:t>
+        <w:t xml:space="preserve">Public land-cover products are often used where authoritative local time series are unavailable, but product choice and temporal discontinuities can alter apparent urban change and model rankings. We present an auditable protocol for constrained spatial allocation using Geospatial Kernel, the execution layer of a Geospatial World Model. Annual 10-m Google Dynamic World (2017–2024) and ArcGIS-served Impact Observatory/Microsoft/Esri (2017–2025) products for Abu Dhabi city were harmonized to a 100-m, six-class contract. Leakage-controlled expanding-window tests compared a FLUS-style ANN–CA, Geospatial Kernel, GeoFM-LDN, persistence and random minimum-change allocation, using three seeds and 1,000 spatial-block resamples. Target-year labels supplied oracle class totals and evaluation only. In 2024, ArcGIS mapped 335.57 km² built versus 155.98 km² in Dynamic World (built IoU 0.449). Its built stock rose 30.6% from 2021 to 2022 while wetland and woody classes subsequently collapsed, indicating an unreconciled product-series break rather than verified city change. Kernel had the highest mean FoM in all four Dynamic World targets and two matched ArcGIS targets, without universal paired-interval separation. Excluding the discontinuity target, ArcGIS-minus-Dynamic World FoM was negative for Kernel (-0.244 to -0.014) and GeoFM-LDN (-0.215 to -0.010), whereas FLUS ranged from -0.100 to +0.023. Exact minimum-change allocators faced product-specific FoM upper bounds of 0.086–0.813 (0.086–0.665 excluding 2022). Product-specific 2031 frontiers retained FLUS-style and Kernel candidates but changed objective trade-offs. The results support an inspectable proposal–projection–writeback boundary while showing comparative skill is label-product dependent. Neither product is authoritative local land-use truth, and 2026–2031 maps are 100-m conditional stress tests.</w:t>
       </w:r>
     </w:p>
     <w:bookmarkEnd w:id="9"/>
